--- a/data/employees/EMP090/AST-EMP090-03.docx
+++ b/data/employees/EMP090/AST-EMP090-03.docx
@@ -7,10 +7,7 @@
         <w:pStyle w:val="Heading1"/>
       </w:pPr>
       <w:r>
-        <w:rPr>
-          <w:sz w:val="36"/>
-        </w:rPr>
-        <w:t>Design specification - EMP090</w:t>
+        <w:t>Ast Emp090 03 - EMP090</w:t>
       </w:r>
     </w:p>
     <w:p>
@@ -18,130 +15,32 @@
         <w:pStyle w:val="Heading2"/>
       </w:pPr>
       <w:r>
-        <w:t>Document Metadata</w:t>
-      </w:r>
-    </w:p>
-    <w:tbl>
-      <w:tblPr>
-        <w:tblStyle w:val="TableGrid"/>
-        <w:tblW w:type="auto" w:w="0"/>
-        <w:tblLook w:firstColumn="1" w:firstRow="1" w:lastColumn="0" w:lastRow="0" w:noHBand="0" w:noVBand="1" w:val="04A0"/>
-      </w:tblPr>
-      <w:tblGrid>
-        <w:gridCol w:w="4320"/>
-        <w:gridCol w:w="4320"/>
-      </w:tblGrid>
-      <w:tr>
-        <w:tc>
-          <w:tcPr>
-            <w:tcW w:type="dxa" w:w="4320"/>
-          </w:tcPr>
-          <w:p>
-            <w:r>
-              <w:t>Author</w:t>
-            </w:r>
-          </w:p>
-        </w:tc>
-        <w:tc>
-          <w:tcPr>
-            <w:tcW w:type="dxa" w:w="4320"/>
-          </w:tcPr>
-          <w:p>
-            <w:r>
-              <w:t>Skyler Chen</w:t>
-            </w:r>
-          </w:p>
-        </w:tc>
-      </w:tr>
-      <w:tr>
-        <w:tc>
-          <w:tcPr>
-            <w:tcW w:type="dxa" w:w="4320"/>
-          </w:tcPr>
-          <w:p>
-            <w:r>
-              <w:t>Role / Department</w:t>
-            </w:r>
-          </w:p>
-        </w:tc>
-        <w:tc>
-          <w:tcPr>
-            <w:tcW w:type="dxa" w:w="4320"/>
-          </w:tcPr>
-          <w:p>
-            <w:r>
-              <w:t>Manager | HR</w:t>
-            </w:r>
-          </w:p>
-        </w:tc>
-      </w:tr>
-      <w:tr>
-        <w:tc>
-          <w:tcPr>
-            <w:tcW w:type="dxa" w:w="4320"/>
-          </w:tcPr>
-          <w:p>
-            <w:r>
-              <w:t>Location</w:t>
-            </w:r>
-          </w:p>
-        </w:tc>
-        <w:tc>
-          <w:tcPr>
-            <w:tcW w:type="dxa" w:w="4320"/>
-          </w:tcPr>
-          <w:p>
-            <w:r>
-              <w:t>Bengaluru</w:t>
-            </w:r>
-          </w:p>
-        </w:tc>
-      </w:tr>
-      <w:tr>
-        <w:tc>
-          <w:tcPr>
-            <w:tcW w:type="dxa" w:w="4320"/>
-          </w:tcPr>
-          <w:p>
-            <w:r>
-              <w:t>Last Modified</w:t>
-            </w:r>
-          </w:p>
-        </w:tc>
-        <w:tc>
-          <w:tcPr>
-            <w:tcW w:type="dxa" w:w="4320"/>
-          </w:tcPr>
-          <w:p>
-            <w:r>
-              <w:t>2025-04-04</w:t>
-            </w:r>
-          </w:p>
-        </w:tc>
-      </w:tr>
-    </w:tbl>
-    <w:p/>
-    <w:p>
-      <w:pPr>
-        <w:pStyle w:val="Heading2"/>
-      </w:pPr>
-      <w:r>
-        <w:t>Specification</w:t>
+        <w:t>Page 1</w:t>
       </w:r>
     </w:p>
     <w:p>
       <w:r>
-        <w:t>Design Specification: HRIS Onboarding Module</w:t>
+        <w:t>Section 1: Fabric semantic model planning. EMP090 contributes to ast emp090 03 through recurring collaboration, clear ownership boundaries, and measurable outcomes. The team captures decisions, open issues, and handoffs so that knowledge remains discoverable for future programs.</w:t>
       </w:r>
     </w:p>
     <w:p>
       <w:r>
-        <w:t>Version: 2.1</w:t>
+        <w:t>Section 2: Department KPI performance. EMP090 contributes to ast emp090 03 through recurring collaboration, clear ownership boundaries, and measurable outcomes. The team captures decisions, open issues, and handoffs so that knowledge remains discoverable for future programs.</w:t>
       </w:r>
     </w:p>
     <w:p>
       <w:r>
-        <w:t>This specification describes the digital onboarding workflow integration between the HRIS platform and Azure Active Directory. New hire provisioning is triggered upon signed offer acceptance. The SLA for account creation is 4 business hours.</w:t>
+        <w:t>Section 3: Knowledge transfer and onboarding. EMP090 contributes to ast emp090 03 through recurring collaboration, clear ownership boundaries, and measurable outcomes. The team captures decisions, open issues, and handoffs so that knowledge remains discoverable for future programs.</w:t>
+      </w:r>
+    </w:p>
+    <w:p>
+      <w:r>
+        <w:t>Section 4: Customer escalation analysis. EMP090 contributes to ast emp090 03 through recurring collaboration, clear ownership boundaries, and measurable outcomes. The team captures decisions, open issues, and handoffs so that knowledge remains discoverable for future programs.</w:t>
+      </w:r>
+    </w:p>
+    <w:p>
+      <w:r>
+        <w:br w:type="page"/>
       </w:r>
     </w:p>
     <w:p>
@@ -149,12 +48,60 @@
         <w:pStyle w:val="Heading2"/>
       </w:pPr>
       <w:r>
-        <w:t>Author Competencies</w:t>
+        <w:t>Page 2</w:t>
       </w:r>
     </w:p>
     <w:p>
       <w:r>
-        <w:t>SQL, Synapse, MLOps, Azure AI</w:t>
+        <w:t>Section 1: Data quality remediation. EMP090 contributes to ast emp090 03 through recurring collaboration, clear ownership boundaries, and measurable outcomes. The team captures decisions, open issues, and handoffs so that knowledge remains discoverable for future programs.</w:t>
+      </w:r>
+    </w:p>
+    <w:p>
+      <w:r>
+        <w:t>Section 2: Department KPI performance. EMP090 contributes to ast emp090 03 through recurring collaboration, clear ownership boundaries, and measurable outcomes. The team captures decisions, open issues, and handoffs so that knowledge remains discoverable for future programs.</w:t>
+      </w:r>
+    </w:p>
+    <w:p>
+      <w:r>
+        <w:t>Section 3: Data quality remediation. EMP090 contributes to ast emp090 03 through recurring collaboration, clear ownership boundaries, and measurable outcomes. The team captures decisions, open issues, and handoffs so that knowledge remains discoverable for future programs.</w:t>
+      </w:r>
+    </w:p>
+    <w:p>
+      <w:r>
+        <w:t>Section 4: Customer escalation analysis. EMP090 contributes to ast emp090 03 through recurring collaboration, clear ownership boundaries, and measurable outcomes. The team captures decisions, open issues, and handoffs so that knowledge remains discoverable for future programs.</w:t>
+      </w:r>
+    </w:p>
+    <w:p>
+      <w:r>
+        <w:br w:type="page"/>
+      </w:r>
+    </w:p>
+    <w:p>
+      <w:pPr>
+        <w:pStyle w:val="Heading2"/>
+      </w:pPr>
+      <w:r>
+        <w:t>Page 3</w:t>
+      </w:r>
+    </w:p>
+    <w:p>
+      <w:r>
+        <w:t>Section 1: Quarterly delivery milestones. EMP090 contributes to ast emp090 03 through recurring collaboration, clear ownership boundaries, and measurable outcomes. The team captures decisions, open issues, and handoffs so that knowledge remains discoverable for future programs.</w:t>
+      </w:r>
+    </w:p>
+    <w:p>
+      <w:r>
+        <w:t>Section 2: Automation backlog refinement. EMP090 contributes to ast emp090 03 through recurring collaboration, clear ownership boundaries, and measurable outcomes. The team captures decisions, open issues, and handoffs so that knowledge remains discoverable for future programs.</w:t>
+      </w:r>
+    </w:p>
+    <w:p>
+      <w:r>
+        <w:t>Section 3: Fabric semantic model planning. EMP090 contributes to ast emp090 03 through recurring collaboration, clear ownership boundaries, and measurable outcomes. The team captures decisions, open issues, and handoffs so that knowledge remains discoverable for future programs.</w:t>
+      </w:r>
+    </w:p>
+    <w:p>
+      <w:r>
+        <w:t>Section 4: Customer escalation analysis. EMP090 contributes to ast emp090 03 through recurring collaboration, clear ownership boundaries, and measurable outcomes. The team captures decisions, open issues, and handoffs so that knowledge remains discoverable for future programs.</w:t>
       </w:r>
     </w:p>
     <w:sectPr>
